--- a/example_cv.docx
+++ b/example_cv.docx
@@ -23,12 +23,12 @@
           <w:color w:val="1A365D"/>
           <w:sz w:val="22"/>
         </w:rPr>
-        <w:t>Senior Data Scientist</w:t>
+        <w:t>Senior Software Engineer</w:t>
       </w:r>
     </w:p>
     <w:p>
       <w:r>
-        <w:t>johndoe@example.com | +1 555 123 4567 | linkedin.com/in/johndoe | github.com/johndoe</w:t>
+        <w:t>john.doe@example.com | +1 (555) 123-4567 | https://linkedin.com/in/johndoe | https://github.com/johndoe</w:t>
       </w:r>
     </w:p>
     <w:p>
@@ -50,7 +50,7 @@
         <w:spacing w:after="120"/>
       </w:pPr>
       <w:r>
-        <w:t>Results-driven Data Scientist with 8+ years of experience in machine learning, big data analytics, and AI-driven solutions. Expert in Python, SQL, and cloud platforms.</w:t>
+        <w:t>Experienced software engineer with 8+ years of expertise in developing scalable applications and leading cross-functional teams. Passionate about clean code, system architecture, and mentoring junior developers.</w:t>
       </w:r>
     </w:p>
     <w:p>
@@ -75,10 +75,10 @@
         <w:rPr>
           <w:b/>
         </w:rPr>
-        <w:t>TechCorp Inc.</w:t>
+        <w:t>Tech Innovations Inc.</w:t>
       </w:r>
       <w:r>
-        <w:t xml:space="preserve"> | Senior Data Scientist | 2020-01 - Present</w:t>
+        <w:t xml:space="preserve"> | Senior Software Engineer | 2019 - Present</w:t>
       </w:r>
     </w:p>
     <w:p>
@@ -87,7 +87,7 @@
         <w:ind w:left="283"/>
       </w:pPr>
       <w:r>
-        <w:t>Led ML team to develop predictive models increasing revenue by 25%. Designed data pipelines processing 1TB+ daily data.</w:t>
+        <w:t>Led development of microservices architecture serving 1M+ users. Implemented CI/CD pipelines reducing deployment time by 40%. Mentored 5 junior developers and established coding standards.</w:t>
       </w:r>
     </w:p>
     <w:p>
@@ -98,10 +98,10 @@
         <w:rPr>
           <w:b/>
         </w:rPr>
-        <w:t>DataStart</w:t>
+        <w:t>Digital Solutions Ltd.</w:t>
       </w:r>
       <w:r>
-        <w:t xml:space="preserve"> | Data Scientist | 2018-06 - 2019-12</w:t>
+        <w:t xml:space="preserve"> | Software Engineer | 2016 - 2019</w:t>
       </w:r>
     </w:p>
     <w:p>
@@ -110,7 +110,7 @@
         <w:ind w:left="283"/>
       </w:pPr>
       <w:r>
-        <w:t>Built recommendation engine improving user engagement by 40%. Optimized database queries reducing latency by 60%.</w:t>
+        <w:t>Developed and maintained REST APIs using Node.js and Python. Collaborated with UX team to improve user experience. Implemented automated testing covering 90% of codebase.</w:t>
       </w:r>
     </w:p>
     <w:p>
@@ -135,10 +135,10 @@
         <w:rPr>
           <w:b/>
         </w:rPr>
-        <w:t>MSc in Data Science</w:t>
+        <w:t>Bachelor of Science in Computer Science</w:t>
       </w:r>
       <w:r>
-        <w:t xml:space="preserve"> | University of Technology | 2016-09 - 2018-06</w:t>
+        <w:t xml:space="preserve"> | University of Technology | 2012 - 2016</w:t>
       </w:r>
     </w:p>
     <w:p>
@@ -160,7 +160,7 @@
         <w:spacing w:after="120"/>
       </w:pPr>
       <w:r>
-        <w:t>Machine Learning, Deep Learning, Python (Pandas, Scikit-learn, TensorFlow), Big Data (Hadoop, Spark), Cloud (AWS, GCP), Data Visualization (Tableau, Power BI)</w:t>
+        <w:t>Python, JavaScript, TypeScript, Node.js, React, AWS, Docker, Kubernetes, CI/CD, Agile/Scrum, Team Leadership</w:t>
       </w:r>
     </w:p>
     <w:sectPr>
